--- a/spa/docx/013.content.docx
+++ b/spa/docx/013.content.docx
@@ -1558,7 +1558,7 @@
         <w:rPr>
           <w:lang w:val="es_ES" w:bidi="es_ES"/>
         </w:rPr>
-        <w:t>Personas que están en el suelo comiendo</w:t>
+        <w:t>Persona siendo llevada en una esterilla</w:t>
       </w:r>
       <w:r>
         <w:rPr>
@@ -1594,7 +1594,7 @@
       <w:r>
         <w:drawing>
           <wp:inline xmlns:a="http://schemas.openxmlformats.org/drawingml/2006/main" xmlns:pic="http://schemas.openxmlformats.org/drawingml/2006/picture">
-            <wp:extent cx="6096000" cy="6096000"/>
+            <wp:extent cx="6096000" cy="4090416"/>
             <wp:docPr id="13" name="Picture 13"/>
             <wp:cNvGraphicFramePr>
               <a:graphicFrameLocks noChangeAspect="1"/>
@@ -1615,7 +1615,7 @@
                   <pic:spPr>
                     <a:xfrm>
                       <a:off x="0" y="0"/>
-                      <a:ext cx="6096000" cy="6096000"/>
+                      <a:ext cx="6096000" cy="4090416"/>
                     </a:xfrm>
                     <a:prstGeom prst="rect"/>
                   </pic:spPr>
@@ -1672,7 +1672,7 @@
         <w:rPr>
           <w:lang w:val="es_ES" w:bidi="es_ES"/>
         </w:rPr>
-        <w:t>Pescado cocido</w:t>
+        <w:t>Persona siendo llevada en una esterilla</w:t>
       </w:r>
       <w:r>
         <w:rPr>
@@ -1708,7 +1708,7 @@
       <w:r>
         <w:drawing>
           <wp:inline xmlns:a="http://schemas.openxmlformats.org/drawingml/2006/main" xmlns:pic="http://schemas.openxmlformats.org/drawingml/2006/picture">
-            <wp:extent cx="6096000" cy="4066032"/>
+            <wp:extent cx="6096000" cy="4090416"/>
             <wp:docPr id="14" name="Picture 14"/>
             <wp:cNvGraphicFramePr>
               <a:graphicFrameLocks noChangeAspect="1"/>
@@ -1729,7 +1729,7 @@
                   <pic:spPr>
                     <a:xfrm>
                       <a:off x="0" y="0"/>
-                      <a:ext cx="6096000" cy="4066032"/>
+                      <a:ext cx="6096000" cy="4090416"/>
                     </a:xfrm>
                     <a:prstGeom prst="rect"/>
                   </pic:spPr>
@@ -1786,7 +1786,7 @@
         <w:rPr>
           <w:lang w:val="es_ES" w:bidi="es_ES"/>
         </w:rPr>
-        <w:t>Pez</w:t>
+        <w:t>Persona siendo llevada en una esterilla</w:t>
       </w:r>
       <w:r>
         <w:rPr>
@@ -1822,7 +1822,7 @@
       <w:r>
         <w:drawing>
           <wp:inline xmlns:a="http://schemas.openxmlformats.org/drawingml/2006/main" xmlns:pic="http://schemas.openxmlformats.org/drawingml/2006/picture">
-            <wp:extent cx="6096000" cy="3432048"/>
+            <wp:extent cx="6096000" cy="4090416"/>
             <wp:docPr id="15" name="Picture 15"/>
             <wp:cNvGraphicFramePr>
               <a:graphicFrameLocks noChangeAspect="1"/>
@@ -1843,7 +1843,7 @@
                   <pic:spPr>
                     <a:xfrm>
                       <a:off x="0" y="0"/>
-                      <a:ext cx="6096000" cy="3432048"/>
+                      <a:ext cx="6096000" cy="4090416"/>
                     </a:xfrm>
                     <a:prstGeom prst="rect"/>
                   </pic:spPr>
@@ -1900,7 +1900,7 @@
         <w:rPr>
           <w:lang w:val="es_ES" w:bidi="es_ES"/>
         </w:rPr>
-        <w:t>Piedra angular</w:t>
+        <w:t>Personas que están en el suelo comiendo</w:t>
       </w:r>
       <w:r>
         <w:rPr>
@@ -1936,7 +1936,7 @@
       <w:r>
         <w:drawing>
           <wp:inline xmlns:a="http://schemas.openxmlformats.org/drawingml/2006/main" xmlns:pic="http://schemas.openxmlformats.org/drawingml/2006/picture">
-            <wp:extent cx="6096000" cy="3432048"/>
+            <wp:extent cx="6096000" cy="6096000"/>
             <wp:docPr id="16" name="Picture 16"/>
             <wp:cNvGraphicFramePr>
               <a:graphicFrameLocks noChangeAspect="1"/>
@@ -1957,7 +1957,7 @@
                   <pic:spPr>
                     <a:xfrm>
                       <a:off x="0" y="0"/>
-                      <a:ext cx="6096000" cy="3432048"/>
+                      <a:ext cx="6096000" cy="6096000"/>
                     </a:xfrm>
                     <a:prstGeom prst="rect"/>
                   </pic:spPr>
@@ -2014,7 +2014,7 @@
         <w:rPr>
           <w:lang w:val="es_ES" w:bidi="es_ES"/>
         </w:rPr>
-        <w:t>Piedra angular</w:t>
+        <w:t>Pescado cocido</w:t>
       </w:r>
       <w:r>
         <w:rPr>
@@ -2050,7 +2050,7 @@
       <w:r>
         <w:drawing>
           <wp:inline xmlns:a="http://schemas.openxmlformats.org/drawingml/2006/main" xmlns:pic="http://schemas.openxmlformats.org/drawingml/2006/picture">
-            <wp:extent cx="6096000" cy="3432048"/>
+            <wp:extent cx="6096000" cy="4066032"/>
             <wp:docPr id="17" name="Picture 17"/>
             <wp:cNvGraphicFramePr>
               <a:graphicFrameLocks noChangeAspect="1"/>
@@ -2071,7 +2071,7 @@
                   <pic:spPr>
                     <a:xfrm>
                       <a:off x="0" y="0"/>
-                      <a:ext cx="6096000" cy="3432048"/>
+                      <a:ext cx="6096000" cy="4066032"/>
                     </a:xfrm>
                     <a:prstGeom prst="rect"/>
                   </pic:spPr>
@@ -2128,7 +2128,7 @@
         <w:rPr>
           <w:lang w:val="es_ES" w:bidi="es_ES"/>
         </w:rPr>
-        <w:t>Piedra angular</w:t>
+        <w:t>Pez</w:t>
       </w:r>
       <w:r>
         <w:rPr>
@@ -2242,7 +2242,7 @@
         <w:rPr>
           <w:lang w:val="es_ES" w:bidi="es_ES"/>
         </w:rPr>
-        <w:t>Piedra de molino</w:t>
+        <w:t>Piedra angular</w:t>
       </w:r>
       <w:r>
         <w:rPr>
@@ -2278,7 +2278,7 @@
       <w:r>
         <w:drawing>
           <wp:inline xmlns:a="http://schemas.openxmlformats.org/drawingml/2006/main" xmlns:pic="http://schemas.openxmlformats.org/drawingml/2006/picture">
-            <wp:extent cx="6096000" cy="4572000"/>
+            <wp:extent cx="6096000" cy="3432048"/>
             <wp:docPr id="19" name="Picture 19"/>
             <wp:cNvGraphicFramePr>
               <a:graphicFrameLocks noChangeAspect="1"/>
@@ -2299,7 +2299,7 @@
                   <pic:spPr>
                     <a:xfrm>
                       <a:off x="0" y="0"/>
-                      <a:ext cx="6096000" cy="4572000"/>
+                      <a:ext cx="6096000" cy="3432048"/>
                     </a:xfrm>
                     <a:prstGeom prst="rect"/>
                   </pic:spPr>
@@ -2356,7 +2356,7 @@
         <w:rPr>
           <w:lang w:val="es_ES" w:bidi="es_ES"/>
         </w:rPr>
-        <w:t>Piedra de molino</w:t>
+        <w:t>Piedra angular</w:t>
       </w:r>
       <w:r>
         <w:rPr>
@@ -2392,7 +2392,7 @@
       <w:r>
         <w:drawing>
           <wp:inline xmlns:a="http://schemas.openxmlformats.org/drawingml/2006/main" xmlns:pic="http://schemas.openxmlformats.org/drawingml/2006/picture">
-            <wp:extent cx="6096000" cy="4572000"/>
+            <wp:extent cx="6096000" cy="3432048"/>
             <wp:docPr id="20" name="Picture 20"/>
             <wp:cNvGraphicFramePr>
               <a:graphicFrameLocks noChangeAspect="1"/>
@@ -2413,7 +2413,7 @@
                   <pic:spPr>
                     <a:xfrm>
                       <a:off x="0" y="0"/>
-                      <a:ext cx="6096000" cy="4572000"/>
+                      <a:ext cx="6096000" cy="3432048"/>
                     </a:xfrm>
                     <a:prstGeom prst="rect"/>
                   </pic:spPr>
@@ -2470,7 +2470,7 @@
         <w:rPr>
           <w:lang w:val="es_ES" w:bidi="es_ES"/>
         </w:rPr>
-        <w:t>Piedra de molino</w:t>
+        <w:t>Piedra angular</w:t>
       </w:r>
       <w:r>
         <w:rPr>
@@ -2506,7 +2506,7 @@
       <w:r>
         <w:drawing>
           <wp:inline xmlns:a="http://schemas.openxmlformats.org/drawingml/2006/main" xmlns:pic="http://schemas.openxmlformats.org/drawingml/2006/picture">
-            <wp:extent cx="6096000" cy="4572000"/>
+            <wp:extent cx="6096000" cy="3432048"/>
             <wp:docPr id="21" name="Picture 21"/>
             <wp:cNvGraphicFramePr>
               <a:graphicFrameLocks noChangeAspect="1"/>
@@ -2527,7 +2527,7 @@
                   <pic:spPr>
                     <a:xfrm>
                       <a:off x="0" y="0"/>
-                      <a:ext cx="6096000" cy="4572000"/>
+                      <a:ext cx="6096000" cy="3432048"/>
                     </a:xfrm>
                     <a:prstGeom prst="rect"/>
                   </pic:spPr>
@@ -2584,7 +2584,7 @@
         <w:rPr>
           <w:lang w:val="es_ES" w:bidi="es_ES"/>
         </w:rPr>
-        <w:t>Piedra del Templo</w:t>
+        <w:t>Piedra de molino</w:t>
       </w:r>
       <w:r>
         <w:rPr>
@@ -2620,7 +2620,7 @@
       <w:r>
         <w:drawing>
           <wp:inline xmlns:a="http://schemas.openxmlformats.org/drawingml/2006/main" xmlns:pic="http://schemas.openxmlformats.org/drawingml/2006/picture">
-            <wp:extent cx="6096000" cy="3413760"/>
+            <wp:extent cx="6096000" cy="4572000"/>
             <wp:docPr id="22" name="Picture 22"/>
             <wp:cNvGraphicFramePr>
               <a:graphicFrameLocks noChangeAspect="1"/>
@@ -2641,7 +2641,7 @@
                   <pic:spPr>
                     <a:xfrm>
                       <a:off x="0" y="0"/>
-                      <a:ext cx="6096000" cy="3413760"/>
+                      <a:ext cx="6096000" cy="4572000"/>
                     </a:xfrm>
                     <a:prstGeom prst="rect"/>
                   </pic:spPr>
@@ -2698,7 +2698,7 @@
         <w:rPr>
           <w:lang w:val="es_ES" w:bidi="es_ES"/>
         </w:rPr>
-        <w:t>Planta de Nardo</w:t>
+        <w:t>Piedra de molino</w:t>
       </w:r>
       <w:r>
         <w:rPr>
@@ -2734,7 +2734,7 @@
       <w:r>
         <w:drawing>
           <wp:inline xmlns:a="http://schemas.openxmlformats.org/drawingml/2006/main" xmlns:pic="http://schemas.openxmlformats.org/drawingml/2006/picture">
-            <wp:extent cx="6096000" cy="4066032"/>
+            <wp:extent cx="6096000" cy="4572000"/>
             <wp:docPr id="23" name="Picture 23"/>
             <wp:cNvGraphicFramePr>
               <a:graphicFrameLocks noChangeAspect="1"/>
@@ -2755,7 +2755,7 @@
                   <pic:spPr>
                     <a:xfrm>
                       <a:off x="0" y="0"/>
-                      <a:ext cx="6096000" cy="4066032"/>
+                      <a:ext cx="6096000" cy="4572000"/>
                     </a:xfrm>
                     <a:prstGeom prst="rect"/>
                   </pic:spPr>
@@ -2812,7 +2812,7 @@
         <w:rPr>
           <w:lang w:val="es_ES" w:bidi="es_ES"/>
         </w:rPr>
-        <w:t>Planta de Nardo</w:t>
+        <w:t>Piedra de molino</w:t>
       </w:r>
       <w:r>
         <w:rPr>
@@ -2848,7 +2848,7 @@
       <w:r>
         <w:drawing>
           <wp:inline xmlns:a="http://schemas.openxmlformats.org/drawingml/2006/main" xmlns:pic="http://schemas.openxmlformats.org/drawingml/2006/picture">
-            <wp:extent cx="6096000" cy="4066032"/>
+            <wp:extent cx="6096000" cy="4572000"/>
             <wp:docPr id="24" name="Picture 24"/>
             <wp:cNvGraphicFramePr>
               <a:graphicFrameLocks noChangeAspect="1"/>
@@ -2869,7 +2869,7 @@
                   <pic:spPr>
                     <a:xfrm>
                       <a:off x="0" y="0"/>
-                      <a:ext cx="6096000" cy="4066032"/>
+                      <a:ext cx="6096000" cy="4572000"/>
                     </a:xfrm>
                     <a:prstGeom prst="rect"/>
                   </pic:spPr>
@@ -2926,7 +2926,7 @@
         <w:rPr>
           <w:lang w:val="es_ES" w:bidi="es_ES"/>
         </w:rPr>
-        <w:t>Planta espinosa</w:t>
+        <w:t>Piedra del Templo</w:t>
       </w:r>
       <w:r>
         <w:rPr>
@@ -2962,7 +2962,7 @@
       <w:r>
         <w:drawing>
           <wp:inline xmlns:a="http://schemas.openxmlformats.org/drawingml/2006/main" xmlns:pic="http://schemas.openxmlformats.org/drawingml/2006/picture">
-            <wp:extent cx="6096000" cy="3432048"/>
+            <wp:extent cx="6096000" cy="3413760"/>
             <wp:docPr id="25" name="Picture 25"/>
             <wp:cNvGraphicFramePr>
               <a:graphicFrameLocks noChangeAspect="1"/>
@@ -2983,7 +2983,7 @@
                   <pic:spPr>
                     <a:xfrm>
                       <a:off x="0" y="0"/>
-                      <a:ext cx="6096000" cy="3432048"/>
+                      <a:ext cx="6096000" cy="3413760"/>
                     </a:xfrm>
                     <a:prstGeom prst="rect"/>
                   </pic:spPr>
@@ -3040,7 +3040,7 @@
         <w:rPr>
           <w:lang w:val="es_ES" w:bidi="es_ES"/>
         </w:rPr>
-        <w:t>Planta espinosa</w:t>
+        <w:t>Piedra del Templo</w:t>
       </w:r>
       <w:r>
         <w:rPr>
@@ -3076,7 +3076,7 @@
       <w:r>
         <w:drawing>
           <wp:inline xmlns:a="http://schemas.openxmlformats.org/drawingml/2006/main" xmlns:pic="http://schemas.openxmlformats.org/drawingml/2006/picture">
-            <wp:extent cx="6096000" cy="3432048"/>
+            <wp:extent cx="6096000" cy="4066032"/>
             <wp:docPr id="26" name="Picture 26"/>
             <wp:cNvGraphicFramePr>
               <a:graphicFrameLocks noChangeAspect="1"/>
@@ -3097,7 +3097,7 @@
                   <pic:spPr>
                     <a:xfrm>
                       <a:off x="0" y="0"/>
-                      <a:ext cx="6096000" cy="3432048"/>
+                      <a:ext cx="6096000" cy="4066032"/>
                     </a:xfrm>
                     <a:prstGeom prst="rect"/>
                   </pic:spPr>
@@ -3154,7 +3154,7 @@
         <w:rPr>
           <w:lang w:val="es_ES" w:bidi="es_ES"/>
         </w:rPr>
-        <w:t>Planta/Árbol de mostaza</w:t>
+        <w:t>Piedra del Templo</w:t>
       </w:r>
       <w:r>
         <w:rPr>
@@ -3190,7 +3190,7 @@
       <w:r>
         <w:drawing>
           <wp:inline xmlns:a="http://schemas.openxmlformats.org/drawingml/2006/main" xmlns:pic="http://schemas.openxmlformats.org/drawingml/2006/picture">
-            <wp:extent cx="6096000" cy="6457627"/>
+            <wp:extent cx="6096000" cy="4066032"/>
             <wp:docPr id="27" name="Picture 27"/>
             <wp:cNvGraphicFramePr>
               <a:graphicFrameLocks noChangeAspect="1"/>
@@ -3211,7 +3211,7 @@
                   <pic:spPr>
                     <a:xfrm>
                       <a:off x="0" y="0"/>
-                      <a:ext cx="6096000" cy="6457627"/>
+                      <a:ext cx="6096000" cy="4066032"/>
                     </a:xfrm>
                     <a:prstGeom prst="rect"/>
                   </pic:spPr>
@@ -3268,7 +3268,7 @@
         <w:rPr>
           <w:lang w:val="es_ES" w:bidi="es_ES"/>
         </w:rPr>
-        <w:t>Prensa de vino</w:t>
+        <w:t>Planta de Nardo</w:t>
       </w:r>
       <w:r>
         <w:rPr>
@@ -3304,7 +3304,7 @@
       <w:r>
         <w:drawing>
           <wp:inline xmlns:a="http://schemas.openxmlformats.org/drawingml/2006/main" xmlns:pic="http://schemas.openxmlformats.org/drawingml/2006/picture">
-            <wp:extent cx="6096000" cy="3413760"/>
+            <wp:extent cx="6096000" cy="4066032"/>
             <wp:docPr id="28" name="Picture 28"/>
             <wp:cNvGraphicFramePr>
               <a:graphicFrameLocks noChangeAspect="1"/>
@@ -3325,6 +3325,690 @@
                   <pic:spPr>
                     <a:xfrm>
                       <a:off x="0" y="0"/>
+                      <a:ext cx="6096000" cy="4066032"/>
+                    </a:xfrm>
+                    <a:prstGeom prst="rect"/>
+                  </pic:spPr>
+                </pic:pic>
+              </a:graphicData>
+            </a:graphic>
+          </wp:inline>
+        </w:drawing>
+      </w:r>
+    </w:p>
+    <w:p>
+      <w:pPr/>
+      <w:r>
+        <w:rPr>
+          <w:lang w:val="es_ES" w:bidi="es_ES"/>
+        </w:rPr>
+      </w:r>
+      <w:hyperlink r:id="rId68">
+        <w:r>
+          <w:rPr>
+            <w:lang w:val="es_ES" w:bidi="es_ES"/>
+          </w:rPr>
+          <w:rPr>
+            <w:color w:val="0000EE"/>
+            <w:u w:val="single"/>
+          </w:rPr>
+          <w:t>link</w:t>
+        </w:r>
+      </w:hyperlink>
+      <w:r>
+        <w:rPr>
+          <w:lang w:val="es_ES" w:bidi="es_ES"/>
+        </w:rPr>
+      </w:r>
+      <w:r>
+        <w:rPr>
+          <w:lang w:val="es_ES" w:bidi="es_ES"/>
+        </w:rPr>
+      </w:r>
+    </w:p>
+    <w:p>
+      <w:pPr/>
+      <w:r>
+        <w:rPr>
+          <w:lang w:val="es_ES" w:bidi="es_ES"/>
+        </w:rPr>
+      </w:r>
+    </w:p>
+    <w:p>
+      <w:pPr>
+        <w:pStyle w:val="Heading2"/>
+      </w:pPr>
+      <w:r>
+        <w:rPr>
+          <w:lang w:val="es_ES" w:bidi="es_ES"/>
+        </w:rPr>
+        <w:t>Planta de Nardo</w:t>
+      </w:r>
+      <w:r>
+        <w:rPr>
+          <w:lang w:val="es_ES" w:bidi="es_ES"/>
+        </w:rPr>
+      </w:r>
+    </w:p>
+    <w:p>
+      <w:pPr>
+        <w:pStyle w:val="Heading4"/>
+      </w:pPr>
+      <w:r>
+        <w:rPr>
+          <w:lang w:val="es_ES" w:bidi="es_ES"/>
+        </w:rPr>
+        <w:t>Image Content</w:t>
+      </w:r>
+      <w:r>
+        <w:rPr>
+          <w:lang w:val="es_ES" w:bidi="es_ES"/>
+        </w:rPr>
+      </w:r>
+    </w:p>
+    <w:p>
+      <w:pPr/>
+      <w:r>
+        <w:rPr>
+          <w:lang w:val="es_ES" w:bidi="es_ES"/>
+        </w:rPr>
+      </w:r>
+    </w:p>
+    <w:p>
+      <w:r>
+        <w:drawing>
+          <wp:inline xmlns:a="http://schemas.openxmlformats.org/drawingml/2006/main" xmlns:pic="http://schemas.openxmlformats.org/drawingml/2006/picture">
+            <wp:extent cx="6096000" cy="4066032"/>
+            <wp:docPr id="29" name="Picture 29"/>
+            <wp:cNvGraphicFramePr>
+              <a:graphicFrameLocks noChangeAspect="1"/>
+            </wp:cNvGraphicFramePr>
+            <a:graphic>
+              <a:graphicData uri="http://schemas.openxmlformats.org/drawingml/2006/picture">
+                <pic:pic>
+                  <pic:nvPicPr>
+                    <pic:cNvPr id="0" name="image.jpg"/>
+                    <pic:cNvPicPr/>
+                  </pic:nvPicPr>
+                  <pic:blipFill>
+                    <a:blip r:embed="rId69"/>
+                    <a:stretch>
+                      <a:fillRect/>
+                    </a:stretch>
+                  </pic:blipFill>
+                  <pic:spPr>
+                    <a:xfrm>
+                      <a:off x="0" y="0"/>
+                      <a:ext cx="6096000" cy="4066032"/>
+                    </a:xfrm>
+                    <a:prstGeom prst="rect"/>
+                  </pic:spPr>
+                </pic:pic>
+              </a:graphicData>
+            </a:graphic>
+          </wp:inline>
+        </w:drawing>
+      </w:r>
+    </w:p>
+    <w:p>
+      <w:pPr/>
+      <w:r>
+        <w:rPr>
+          <w:lang w:val="es_ES" w:bidi="es_ES"/>
+        </w:rPr>
+      </w:r>
+      <w:hyperlink r:id="rId70">
+        <w:r>
+          <w:rPr>
+            <w:lang w:val="es_ES" w:bidi="es_ES"/>
+          </w:rPr>
+          <w:rPr>
+            <w:color w:val="0000EE"/>
+            <w:u w:val="single"/>
+          </w:rPr>
+          <w:t>link</w:t>
+        </w:r>
+      </w:hyperlink>
+      <w:r>
+        <w:rPr>
+          <w:lang w:val="es_ES" w:bidi="es_ES"/>
+        </w:rPr>
+      </w:r>
+      <w:r>
+        <w:rPr>
+          <w:lang w:val="es_ES" w:bidi="es_ES"/>
+        </w:rPr>
+      </w:r>
+    </w:p>
+    <w:p>
+      <w:pPr/>
+      <w:r>
+        <w:rPr>
+          <w:lang w:val="es_ES" w:bidi="es_ES"/>
+        </w:rPr>
+      </w:r>
+    </w:p>
+    <w:p>
+      <w:pPr>
+        <w:pStyle w:val="Heading2"/>
+      </w:pPr>
+      <w:r>
+        <w:rPr>
+          <w:lang w:val="es_ES" w:bidi="es_ES"/>
+        </w:rPr>
+        <w:t>Planta espinosa</w:t>
+      </w:r>
+      <w:r>
+        <w:rPr>
+          <w:lang w:val="es_ES" w:bidi="es_ES"/>
+        </w:rPr>
+      </w:r>
+    </w:p>
+    <w:p>
+      <w:pPr>
+        <w:pStyle w:val="Heading4"/>
+      </w:pPr>
+      <w:r>
+        <w:rPr>
+          <w:lang w:val="es_ES" w:bidi="es_ES"/>
+        </w:rPr>
+        <w:t>Image Content</w:t>
+      </w:r>
+      <w:r>
+        <w:rPr>
+          <w:lang w:val="es_ES" w:bidi="es_ES"/>
+        </w:rPr>
+      </w:r>
+    </w:p>
+    <w:p>
+      <w:pPr/>
+      <w:r>
+        <w:rPr>
+          <w:lang w:val="es_ES" w:bidi="es_ES"/>
+        </w:rPr>
+      </w:r>
+    </w:p>
+    <w:p>
+      <w:r>
+        <w:drawing>
+          <wp:inline xmlns:a="http://schemas.openxmlformats.org/drawingml/2006/main" xmlns:pic="http://schemas.openxmlformats.org/drawingml/2006/picture">
+            <wp:extent cx="6096000" cy="3243072"/>
+            <wp:docPr id="30" name="Picture 30"/>
+            <wp:cNvGraphicFramePr>
+              <a:graphicFrameLocks noChangeAspect="1"/>
+            </wp:cNvGraphicFramePr>
+            <a:graphic>
+              <a:graphicData uri="http://schemas.openxmlformats.org/drawingml/2006/picture">
+                <pic:pic>
+                  <pic:nvPicPr>
+                    <pic:cNvPr id="0" name="image.jpg"/>
+                    <pic:cNvPicPr/>
+                  </pic:nvPicPr>
+                  <pic:blipFill>
+                    <a:blip r:embed="rId71"/>
+                    <a:stretch>
+                      <a:fillRect/>
+                    </a:stretch>
+                  </pic:blipFill>
+                  <pic:spPr>
+                    <a:xfrm>
+                      <a:off x="0" y="0"/>
+                      <a:ext cx="6096000" cy="3243072"/>
+                    </a:xfrm>
+                    <a:prstGeom prst="rect"/>
+                  </pic:spPr>
+                </pic:pic>
+              </a:graphicData>
+            </a:graphic>
+          </wp:inline>
+        </w:drawing>
+      </w:r>
+    </w:p>
+    <w:p>
+      <w:pPr/>
+      <w:r>
+        <w:rPr>
+          <w:lang w:val="es_ES" w:bidi="es_ES"/>
+        </w:rPr>
+      </w:r>
+      <w:hyperlink r:id="rId72">
+        <w:r>
+          <w:rPr>
+            <w:lang w:val="es_ES" w:bidi="es_ES"/>
+          </w:rPr>
+          <w:rPr>
+            <w:color w:val="0000EE"/>
+            <w:u w:val="single"/>
+          </w:rPr>
+          <w:t>link</w:t>
+        </w:r>
+      </w:hyperlink>
+      <w:r>
+        <w:rPr>
+          <w:lang w:val="es_ES" w:bidi="es_ES"/>
+        </w:rPr>
+      </w:r>
+      <w:r>
+        <w:rPr>
+          <w:lang w:val="es_ES" w:bidi="es_ES"/>
+        </w:rPr>
+      </w:r>
+    </w:p>
+    <w:p>
+      <w:pPr/>
+      <w:r>
+        <w:rPr>
+          <w:lang w:val="es_ES" w:bidi="es_ES"/>
+        </w:rPr>
+      </w:r>
+    </w:p>
+    <w:p>
+      <w:pPr>
+        <w:pStyle w:val="Heading2"/>
+      </w:pPr>
+      <w:r>
+        <w:rPr>
+          <w:lang w:val="es_ES" w:bidi="es_ES"/>
+        </w:rPr>
+        <w:t>Planta espinosa</w:t>
+      </w:r>
+      <w:r>
+        <w:rPr>
+          <w:lang w:val="es_ES" w:bidi="es_ES"/>
+        </w:rPr>
+      </w:r>
+    </w:p>
+    <w:p>
+      <w:pPr>
+        <w:pStyle w:val="Heading4"/>
+      </w:pPr>
+      <w:r>
+        <w:rPr>
+          <w:lang w:val="es_ES" w:bidi="es_ES"/>
+        </w:rPr>
+        <w:t>Image Content</w:t>
+      </w:r>
+      <w:r>
+        <w:rPr>
+          <w:lang w:val="es_ES" w:bidi="es_ES"/>
+        </w:rPr>
+      </w:r>
+    </w:p>
+    <w:p>
+      <w:pPr/>
+      <w:r>
+        <w:rPr>
+          <w:lang w:val="es_ES" w:bidi="es_ES"/>
+        </w:rPr>
+      </w:r>
+    </w:p>
+    <w:p>
+      <w:r>
+        <w:drawing>
+          <wp:inline xmlns:a="http://schemas.openxmlformats.org/drawingml/2006/main" xmlns:pic="http://schemas.openxmlformats.org/drawingml/2006/picture">
+            <wp:extent cx="6096000" cy="3432048"/>
+            <wp:docPr id="31" name="Picture 31"/>
+            <wp:cNvGraphicFramePr>
+              <a:graphicFrameLocks noChangeAspect="1"/>
+            </wp:cNvGraphicFramePr>
+            <a:graphic>
+              <a:graphicData uri="http://schemas.openxmlformats.org/drawingml/2006/picture">
+                <pic:pic>
+                  <pic:nvPicPr>
+                    <pic:cNvPr id="0" name="image.jpg"/>
+                    <pic:cNvPicPr/>
+                  </pic:nvPicPr>
+                  <pic:blipFill>
+                    <a:blip r:embed="rId73"/>
+                    <a:stretch>
+                      <a:fillRect/>
+                    </a:stretch>
+                  </pic:blipFill>
+                  <pic:spPr>
+                    <a:xfrm>
+                      <a:off x="0" y="0"/>
+                      <a:ext cx="6096000" cy="3432048"/>
+                    </a:xfrm>
+                    <a:prstGeom prst="rect"/>
+                  </pic:spPr>
+                </pic:pic>
+              </a:graphicData>
+            </a:graphic>
+          </wp:inline>
+        </w:drawing>
+      </w:r>
+    </w:p>
+    <w:p>
+      <w:pPr/>
+      <w:r>
+        <w:rPr>
+          <w:lang w:val="es_ES" w:bidi="es_ES"/>
+        </w:rPr>
+      </w:r>
+      <w:hyperlink r:id="rId74">
+        <w:r>
+          <w:rPr>
+            <w:lang w:val="es_ES" w:bidi="es_ES"/>
+          </w:rPr>
+          <w:rPr>
+            <w:color w:val="0000EE"/>
+            <w:u w:val="single"/>
+          </w:rPr>
+          <w:t>link</w:t>
+        </w:r>
+      </w:hyperlink>
+      <w:r>
+        <w:rPr>
+          <w:lang w:val="es_ES" w:bidi="es_ES"/>
+        </w:rPr>
+      </w:r>
+      <w:r>
+        <w:rPr>
+          <w:lang w:val="es_ES" w:bidi="es_ES"/>
+        </w:rPr>
+      </w:r>
+    </w:p>
+    <w:p>
+      <w:pPr/>
+      <w:r>
+        <w:rPr>
+          <w:lang w:val="es_ES" w:bidi="es_ES"/>
+        </w:rPr>
+      </w:r>
+    </w:p>
+    <w:p>
+      <w:pPr>
+        <w:pStyle w:val="Heading2"/>
+      </w:pPr>
+      <w:r>
+        <w:rPr>
+          <w:lang w:val="es_ES" w:bidi="es_ES"/>
+        </w:rPr>
+        <w:t>Planta espinosa</w:t>
+      </w:r>
+      <w:r>
+        <w:rPr>
+          <w:lang w:val="es_ES" w:bidi="es_ES"/>
+        </w:rPr>
+      </w:r>
+    </w:p>
+    <w:p>
+      <w:pPr>
+        <w:pStyle w:val="Heading4"/>
+      </w:pPr>
+      <w:r>
+        <w:rPr>
+          <w:lang w:val="es_ES" w:bidi="es_ES"/>
+        </w:rPr>
+        <w:t>Image Content</w:t>
+      </w:r>
+      <w:r>
+        <w:rPr>
+          <w:lang w:val="es_ES" w:bidi="es_ES"/>
+        </w:rPr>
+      </w:r>
+    </w:p>
+    <w:p>
+      <w:pPr/>
+      <w:r>
+        <w:rPr>
+          <w:lang w:val="es_ES" w:bidi="es_ES"/>
+        </w:rPr>
+      </w:r>
+    </w:p>
+    <w:p>
+      <w:r>
+        <w:drawing>
+          <wp:inline xmlns:a="http://schemas.openxmlformats.org/drawingml/2006/main" xmlns:pic="http://schemas.openxmlformats.org/drawingml/2006/picture">
+            <wp:extent cx="6096000" cy="3432048"/>
+            <wp:docPr id="32" name="Picture 32"/>
+            <wp:cNvGraphicFramePr>
+              <a:graphicFrameLocks noChangeAspect="1"/>
+            </wp:cNvGraphicFramePr>
+            <a:graphic>
+              <a:graphicData uri="http://schemas.openxmlformats.org/drawingml/2006/picture">
+                <pic:pic>
+                  <pic:nvPicPr>
+                    <pic:cNvPr id="0" name="image.jpg"/>
+                    <pic:cNvPicPr/>
+                  </pic:nvPicPr>
+                  <pic:blipFill>
+                    <a:blip r:embed="rId75"/>
+                    <a:stretch>
+                      <a:fillRect/>
+                    </a:stretch>
+                  </pic:blipFill>
+                  <pic:spPr>
+                    <a:xfrm>
+                      <a:off x="0" y="0"/>
+                      <a:ext cx="6096000" cy="3432048"/>
+                    </a:xfrm>
+                    <a:prstGeom prst="rect"/>
+                  </pic:spPr>
+                </pic:pic>
+              </a:graphicData>
+            </a:graphic>
+          </wp:inline>
+        </w:drawing>
+      </w:r>
+    </w:p>
+    <w:p>
+      <w:pPr/>
+      <w:r>
+        <w:rPr>
+          <w:lang w:val="es_ES" w:bidi="es_ES"/>
+        </w:rPr>
+      </w:r>
+      <w:hyperlink r:id="rId76">
+        <w:r>
+          <w:rPr>
+            <w:lang w:val="es_ES" w:bidi="es_ES"/>
+          </w:rPr>
+          <w:rPr>
+            <w:color w:val="0000EE"/>
+            <w:u w:val="single"/>
+          </w:rPr>
+          <w:t>link</w:t>
+        </w:r>
+      </w:hyperlink>
+      <w:r>
+        <w:rPr>
+          <w:lang w:val="es_ES" w:bidi="es_ES"/>
+        </w:rPr>
+      </w:r>
+      <w:r>
+        <w:rPr>
+          <w:lang w:val="es_ES" w:bidi="es_ES"/>
+        </w:rPr>
+      </w:r>
+    </w:p>
+    <w:p>
+      <w:pPr/>
+      <w:r>
+        <w:rPr>
+          <w:lang w:val="es_ES" w:bidi="es_ES"/>
+        </w:rPr>
+      </w:r>
+    </w:p>
+    <w:p>
+      <w:pPr>
+        <w:pStyle w:val="Heading2"/>
+      </w:pPr>
+      <w:r>
+        <w:rPr>
+          <w:lang w:val="es_ES" w:bidi="es_ES"/>
+        </w:rPr>
+        <w:t>Planta/Árbol de mostaza</w:t>
+      </w:r>
+      <w:r>
+        <w:rPr>
+          <w:lang w:val="es_ES" w:bidi="es_ES"/>
+        </w:rPr>
+      </w:r>
+    </w:p>
+    <w:p>
+      <w:pPr>
+        <w:pStyle w:val="Heading4"/>
+      </w:pPr>
+      <w:r>
+        <w:rPr>
+          <w:lang w:val="es_ES" w:bidi="es_ES"/>
+        </w:rPr>
+        <w:t>Image Content</w:t>
+      </w:r>
+      <w:r>
+        <w:rPr>
+          <w:lang w:val="es_ES" w:bidi="es_ES"/>
+        </w:rPr>
+      </w:r>
+    </w:p>
+    <w:p>
+      <w:pPr/>
+      <w:r>
+        <w:rPr>
+          <w:lang w:val="es_ES" w:bidi="es_ES"/>
+        </w:rPr>
+      </w:r>
+    </w:p>
+    <w:p>
+      <w:r>
+        <w:drawing>
+          <wp:inline xmlns:a="http://schemas.openxmlformats.org/drawingml/2006/main" xmlns:pic="http://schemas.openxmlformats.org/drawingml/2006/picture">
+            <wp:extent cx="6096000" cy="6457627"/>
+            <wp:docPr id="33" name="Picture 33"/>
+            <wp:cNvGraphicFramePr>
+              <a:graphicFrameLocks noChangeAspect="1"/>
+            </wp:cNvGraphicFramePr>
+            <a:graphic>
+              <a:graphicData uri="http://schemas.openxmlformats.org/drawingml/2006/picture">
+                <pic:pic>
+                  <pic:nvPicPr>
+                    <pic:cNvPr id="0" name="image.jpg"/>
+                    <pic:cNvPicPr/>
+                  </pic:nvPicPr>
+                  <pic:blipFill>
+                    <a:blip r:embed="rId77"/>
+                    <a:stretch>
+                      <a:fillRect/>
+                    </a:stretch>
+                  </pic:blipFill>
+                  <pic:spPr>
+                    <a:xfrm>
+                      <a:off x="0" y="0"/>
+                      <a:ext cx="6096000" cy="6457627"/>
+                    </a:xfrm>
+                    <a:prstGeom prst="rect"/>
+                  </pic:spPr>
+                </pic:pic>
+              </a:graphicData>
+            </a:graphic>
+          </wp:inline>
+        </w:drawing>
+      </w:r>
+    </w:p>
+    <w:p>
+      <w:pPr/>
+      <w:r>
+        <w:rPr>
+          <w:lang w:val="es_ES" w:bidi="es_ES"/>
+        </w:rPr>
+      </w:r>
+      <w:hyperlink r:id="rId78">
+        <w:r>
+          <w:rPr>
+            <w:lang w:val="es_ES" w:bidi="es_ES"/>
+          </w:rPr>
+          <w:rPr>
+            <w:color w:val="0000EE"/>
+            <w:u w:val="single"/>
+          </w:rPr>
+          <w:t>link</w:t>
+        </w:r>
+      </w:hyperlink>
+      <w:r>
+        <w:rPr>
+          <w:lang w:val="es_ES" w:bidi="es_ES"/>
+        </w:rPr>
+      </w:r>
+      <w:r>
+        <w:rPr>
+          <w:lang w:val="es_ES" w:bidi="es_ES"/>
+        </w:rPr>
+      </w:r>
+    </w:p>
+    <w:p>
+      <w:pPr/>
+      <w:r>
+        <w:rPr>
+          <w:lang w:val="es_ES" w:bidi="es_ES"/>
+        </w:rPr>
+      </w:r>
+    </w:p>
+    <w:p>
+      <w:pPr>
+        <w:pStyle w:val="Heading2"/>
+      </w:pPr>
+      <w:r>
+        <w:rPr>
+          <w:lang w:val="es_ES" w:bidi="es_ES"/>
+        </w:rPr>
+        <w:t>Prensa de vino</w:t>
+      </w:r>
+      <w:r>
+        <w:rPr>
+          <w:lang w:val="es_ES" w:bidi="es_ES"/>
+        </w:rPr>
+      </w:r>
+    </w:p>
+    <w:p>
+      <w:pPr>
+        <w:pStyle w:val="Heading4"/>
+      </w:pPr>
+      <w:r>
+        <w:rPr>
+          <w:lang w:val="es_ES" w:bidi="es_ES"/>
+        </w:rPr>
+        <w:t>Image Content</w:t>
+      </w:r>
+      <w:r>
+        <w:rPr>
+          <w:lang w:val="es_ES" w:bidi="es_ES"/>
+        </w:rPr>
+      </w:r>
+    </w:p>
+    <w:p>
+      <w:pPr/>
+      <w:r>
+        <w:rPr>
+          <w:lang w:val="es_ES" w:bidi="es_ES"/>
+        </w:rPr>
+      </w:r>
+    </w:p>
+    <w:p>
+      <w:r>
+        <w:drawing>
+          <wp:inline xmlns:a="http://schemas.openxmlformats.org/drawingml/2006/main" xmlns:pic="http://schemas.openxmlformats.org/drawingml/2006/picture">
+            <wp:extent cx="6096000" cy="3413760"/>
+            <wp:docPr id="34" name="Picture 34"/>
+            <wp:cNvGraphicFramePr>
+              <a:graphicFrameLocks noChangeAspect="1"/>
+            </wp:cNvGraphicFramePr>
+            <a:graphic>
+              <a:graphicData uri="http://schemas.openxmlformats.org/drawingml/2006/picture">
+                <pic:pic>
+                  <pic:nvPicPr>
+                    <pic:cNvPr id="0" name="image.jpg"/>
+                    <pic:cNvPicPr/>
+                  </pic:nvPicPr>
+                  <pic:blipFill>
+                    <a:blip r:embed="rId79"/>
+                    <a:stretch>
+                      <a:fillRect/>
+                    </a:stretch>
+                  </pic:blipFill>
+                  <pic:spPr>
+                    <a:xfrm>
+                      <a:off x="0" y="0"/>
                       <a:ext cx="6096000" cy="3413760"/>
                     </a:xfrm>
                     <a:prstGeom prst="rect"/>
@@ -3343,7 +4027,7 @@
           <w:lang w:val="es_ES" w:bidi="es_ES"/>
         </w:rPr>
       </w:r>
-      <w:hyperlink r:id="rId68">
+      <w:hyperlink r:id="rId80">
         <w:r>
           <w:rPr>
             <w:lang w:val="es_ES" w:bidi="es_ES"/>
